--- a/docs/proofsheets/ps-pmfspdfscdfs.docx
+++ b/docs/proofsheets/ps-pmfspdfscdfs.docx
@@ -1632,7 +1632,7 @@
       </w:r>
     </w:p>
     <w:bookmarkEnd w:id="24"/>
-    <w:bookmarkStart w:id="27" w:name="X6c3760cc8737c3116eee46913d578b820b9fd7b"/>
+    <w:bookmarkStart w:id="28" w:name="X6c3760cc8737c3116eee46913d578b820b9fd7b"/>
     <w:p>
       <w:pPr>
         <w:pStyle w:val="Heading1"/>
@@ -1650,7 +1650,38 @@
           <w:i/>
           <w:iCs/>
         </w:rPr>
-        <w:t xml:space="preserve">Before reading this section, you may find it useful to read [Guide: Introduction to integration] and [Guide: Properties of integration].</w:t>
+        <w:t xml:space="preserve">Before reading this section, you may find it useful to read</w:t>
+      </w:r>
+      <w:r>
+        <w:rPr>
+          <w:i/>
+          <w:iCs/>
+        </w:rPr>
+        <w:t xml:space="preserve"> </w:t>
+      </w:r>
+      <w:hyperlink r:id="rId25">
+        <w:r>
+          <w:rPr>
+            <w:rStyle w:val="Hyperlink"/>
+            <w:i/>
+            <w:iCs/>
+          </w:rPr>
+          <w:t xml:space="preserve">Guide: Introduction to integration</w:t>
+        </w:r>
+      </w:hyperlink>
+      <w:r>
+        <w:rPr>
+          <w:i/>
+          <w:iCs/>
+        </w:rPr>
+        <w:t xml:space="preserve"> </w:t>
+      </w:r>
+      <w:r>
+        <w:rPr>
+          <w:i/>
+          <w:iCs/>
+        </w:rPr>
+        <w:t xml:space="preserve">and [Guide: Properties of integration].</w:t>
       </w:r>
     </w:p>
     <w:p>
@@ -1685,7 +1716,7 @@
           <w:b/>
           <w:bCs/>
         </w:rPr>
-        <w:t xml:space="preserve">uniform distribition</w:t>
+        <w:t xml:space="preserve">uniform distribution</w:t>
       </w:r>
       <w:r>
         <w:t xml:space="preserve"> </w:t>
@@ -1768,12 +1799,12 @@
                 <wp:inline>
                   <wp:extent cx="152400" cy="152400"/>
                   <wp:effectExtent b="0" l="0" r="0" t="0"/>
-                  <wp:docPr descr="" title="" id="25" name="Picture"/>
+                  <wp:docPr descr="" title="" id="26" name="Picture"/>
                   <a:graphic>
                     <a:graphicData uri="http://schemas.openxmlformats.org/drawingml/2006/picture">
                       <pic:pic>
                         <pic:nvPicPr>
-                          <pic:cNvPr descr="/Applications/quarto/share/formats/docx/note.png" id="26" name="Picture"/>
+                          <pic:cNvPr descr="/Applications/quarto/share/formats/docx/note.png" id="27" name="Picture"/>
                           <pic:cNvPicPr>
                             <a:picLocks noChangeArrowheads="1" noChangeAspect="1"/>
                           </pic:cNvPicPr>
@@ -3669,8 +3700,8 @@
         <w:t xml:space="preserve">And so you can see that all uniform distributions are valid PDFs.</w:t>
       </w:r>
     </w:p>
-    <w:bookmarkEnd w:id="27"/>
-    <w:bookmarkStart w:id="30" w:name="X51cc359c47cffa3422a11f5bd8e14940463bfac"/>
+    <w:bookmarkEnd w:id="28"/>
+    <w:bookmarkStart w:id="31" w:name="X51cc359c47cffa3422a11f5bd8e14940463bfac"/>
     <w:p>
       <w:pPr>
         <w:pStyle w:val="Heading1"/>
@@ -3688,7 +3719,7 @@
           <w:i/>
           <w:iCs/>
         </w:rPr>
-        <w:t xml:space="preserve">Before reading this section, you may find it useful to read [Guide: Properties of integration], [Guide: Integration by substitution], [Guide: Introduction to double integration], and [Guide: Co-ordinate changes in double integration].</w:t>
+        <w:t xml:space="preserve">Before reading this section, you may find it useful to read [Guide: Properties of integration], [Guide: Integration by substitution], [Guide: Introduction to double integration], and [Guide: Changing co-ordinates in double integrals].</w:t>
       </w:r>
     </w:p>
     <w:p>
@@ -3773,12 +3804,12 @@
                 <wp:inline>
                   <wp:extent cx="152400" cy="152400"/>
                   <wp:effectExtent b="0" l="0" r="0" t="0"/>
-                  <wp:docPr descr="" title="" id="28" name="Picture"/>
+                  <wp:docPr descr="" title="" id="29" name="Picture"/>
                   <a:graphic>
                     <a:graphicData uri="http://schemas.openxmlformats.org/drawingml/2006/picture">
                       <pic:pic>
                         <pic:nvPicPr>
-                          <pic:cNvPr descr="/Applications/quarto/share/formats/docx/note.png" id="29" name="Picture"/>
+                          <pic:cNvPr descr="/Applications/quarto/share/formats/docx/note.png" id="30" name="Picture"/>
                           <pic:cNvPicPr>
                             <a:picLocks noChangeArrowheads="1" noChangeAspect="1"/>
                           </pic:cNvPicPr>
@@ -7901,8 +7932,8 @@
         <w:t xml:space="preserve">and therefore the normal distribution really is a PDF.</w:t>
       </w:r>
     </w:p>
-    <w:bookmarkEnd w:id="30"/>
-    <w:bookmarkStart w:id="34" w:name="further-reading"/>
+    <w:bookmarkEnd w:id="31"/>
+    <w:bookmarkStart w:id="35" w:name="further-reading"/>
     <w:p>
       <w:pPr>
         <w:pStyle w:val="Heading1"/>
@@ -7928,7 +7959,7 @@
       <w:pPr>
         <w:pStyle w:val="BodyText"/>
       </w:pPr>
-      <w:hyperlink r:id="rId31">
+      <w:hyperlink r:id="rId32">
         <w:r>
           <w:rPr>
             <w:rStyle w:val="Hyperlink"/>
@@ -7937,7 +7968,7 @@
         </w:r>
       </w:hyperlink>
     </w:p>
-    <w:bookmarkStart w:id="33" w:name="version-history-and-licensing"/>
+    <w:bookmarkStart w:id="34" w:name="version-history-and-licensing"/>
     <w:p>
       <w:pPr>
         <w:pStyle w:val="Heading2"/>
@@ -7958,7 +7989,7 @@
       <w:pPr>
         <w:pStyle w:val="BodyText"/>
       </w:pPr>
-      <w:hyperlink r:id="rId32">
+      <w:hyperlink r:id="rId33">
         <w:r>
           <w:rPr>
             <w:rStyle w:val="Hyperlink"/>
@@ -7967,8 +7998,8 @@
         </w:r>
       </w:hyperlink>
     </w:p>
-    <w:bookmarkEnd w:id="33"/>
     <w:bookmarkEnd w:id="34"/>
+    <w:bookmarkEnd w:id="35"/>
     <w:sectPr>
       <w:pgSz w:h="15840" w:w="12240"/>
       <w:pgMar w:bottom="1440" w:footer="720" w:gutter="0" w:header="720" w:left="1440" w:right="1440" w:top="1440"/>

--- a/docs/proofsheets/ps-pmfspdfscdfs.docx
+++ b/docs/proofsheets/ps-pmfspdfscdfs.docx
@@ -52,7 +52,7 @@
         </w:rPr>
         <w:t xml:space="preserve"> </w:t>
       </w:r>
-      <w:hyperlink r:id="rId20">
+      <w:hyperlink r:id="rId9">
         <w:r>
           <w:rPr>
             <w:rStyle w:val="Hyperlink"/>
@@ -70,7 +70,7 @@
         <w:t xml:space="preserve">. Other recommended reading material will be said when it is needed.</w:t>
       </w:r>
     </w:p>
-    <w:bookmarkStart w:id="24" w:name="X1684a0ba3a35e9424bc21bf7694fa452e1ff81c"/>
+    <w:bookmarkStart w:id="13" w:name="X1684a0ba3a35e9424bc21bf7694fa452e1ff81c"/>
     <w:p>
       <w:pPr>
         <w:pStyle w:val="Heading1"/>
@@ -101,7 +101,7 @@
       <w:r>
         <w:t xml:space="preserve"> </w:t>
       </w:r>
-      <w:hyperlink r:id="rId20">
+      <w:hyperlink r:id="rId9">
         <w:r>
           <w:rPr>
             <w:rStyle w:val="Hyperlink"/>
@@ -173,18 +173,18 @@
                 <wp:inline>
                   <wp:extent cx="152400" cy="152400"/>
                   <wp:effectExtent b="0" l="0" r="0" t="0"/>
-                  <wp:docPr descr="" title="" id="22" name="Picture"/>
+                  <wp:docPr descr="" title="" id="11" name="Picture"/>
                   <a:graphic>
                     <a:graphicData uri="http://schemas.openxmlformats.org/drawingml/2006/picture">
                       <pic:pic>
                         <pic:nvPicPr>
-                          <pic:cNvPr descr="/Applications/quarto/share/formats/docx/note.png" id="23" name="Picture"/>
+                          <pic:cNvPr descr="/Applications/quarto/share/formats/docx/note.png" id="12" name="Picture"/>
                           <pic:cNvPicPr>
                             <a:picLocks noChangeArrowheads="1" noChangeAspect="1"/>
                           </pic:cNvPicPr>
                         </pic:nvPicPr>
                         <pic:blipFill>
-                          <a:blip r:embed="rId21"/>
+                          <a:blip r:embed="rId10"/>
                           <a:stretch>
                             <a:fillRect/>
                           </a:stretch>
@@ -253,28 +253,30 @@
                 <m:r>
                   <m:t>P</m:t>
                 </m:r>
-                <m:d>
-                  <m:dPr>
-                    <m:begChr m:val="("/>
-                    <m:sepChr m:val=""/>
-                    <m:endChr m:val=")"/>
-                    <m:grow/>
-                  </m:dPr>
-                  <m:e>
-                    <m:r>
-                      <m:t>X</m:t>
-                    </m:r>
-                    <m:r>
-                      <m:rPr>
-                        <m:sty m:val="p"/>
-                      </m:rPr>
-                      <m:t>=</m:t>
-                    </m:r>
-                    <m:r>
-                      <m:t>x</m:t>
-                    </m:r>
-                  </m:e>
-                </m:d>
+                <m:r>
+                  <m:rPr>
+                    <m:sty m:val="p"/>
+                  </m:rPr>
+                  <m:t>(</m:t>
+                </m:r>
+                <m:r>
+                  <m:t>X</m:t>
+                </m:r>
+                <m:r>
+                  <m:rPr>
+                    <m:sty m:val="p"/>
+                  </m:rPr>
+                  <m:t>=</m:t>
+                </m:r>
+                <m:r>
+                  <m:t>x</m:t>
+                </m:r>
+                <m:r>
+                  <m:rPr>
+                    <m:sty m:val="p"/>
+                  </m:rPr>
+                  <m:t>)</m:t>
+                </m:r>
                 <m:r>
                   <m:rPr>
                     <m:sty m:val="p"/>
@@ -325,28 +327,30 @@
                     </m:r>
                   </m:e>
                   <m:sup>
-                    <m:d>
-                      <m:dPr>
-                        <m:begChr m:val="("/>
-                        <m:sepChr m:val=""/>
-                        <m:endChr m:val=")"/>
-                        <m:grow/>
-                      </m:dPr>
-                      <m:e>
-                        <m:r>
-                          <m:t>n</m:t>
-                        </m:r>
-                        <m:r>
-                          <m:rPr>
-                            <m:sty m:val="p"/>
-                          </m:rPr>
-                          <m:t>−</m:t>
-                        </m:r>
-                        <m:r>
-                          <m:t>x</m:t>
-                        </m:r>
-                      </m:e>
-                    </m:d>
+                    <m:r>
+                      <m:rPr>
+                        <m:sty m:val="p"/>
+                      </m:rPr>
+                      <m:t>(</m:t>
+                    </m:r>
+                    <m:r>
+                      <m:t>n</m:t>
+                    </m:r>
+                    <m:r>
+                      <m:rPr>
+                        <m:sty m:val="p"/>
+                      </m:rPr>
+                      <m:t>−</m:t>
+                    </m:r>
+                    <m:r>
+                      <m:t>x</m:t>
+                    </m:r>
+                    <m:r>
+                      <m:rPr>
+                        <m:sty m:val="p"/>
+                      </m:rPr>
+                      <m:t>)</m:t>
+                    </m:r>
                   </m:sup>
                 </m:sSup>
                 <m:r>
@@ -371,28 +375,30 @@
                     </m:r>
                   </m:num>
                   <m:den>
-                    <m:d>
-                      <m:dPr>
-                        <m:begChr m:val="("/>
-                        <m:sepChr m:val=""/>
-                        <m:endChr m:val=")"/>
-                        <m:grow/>
-                      </m:dPr>
-                      <m:e>
-                        <m:r>
-                          <m:t>n</m:t>
-                        </m:r>
-                        <m:r>
-                          <m:rPr>
-                            <m:sty m:val="p"/>
-                          </m:rPr>
-                          <m:t>−</m:t>
-                        </m:r>
-                        <m:r>
-                          <m:t>x</m:t>
-                        </m:r>
-                      </m:e>
-                    </m:d>
+                    <m:r>
+                      <m:rPr>
+                        <m:sty m:val="p"/>
+                      </m:rPr>
+                      <m:t>(</m:t>
+                    </m:r>
+                    <m:r>
+                      <m:t>n</m:t>
+                    </m:r>
+                    <m:r>
+                      <m:rPr>
+                        <m:sty m:val="p"/>
+                      </m:rPr>
+                      <m:t>−</m:t>
+                    </m:r>
+                    <m:r>
+                      <m:t>x</m:t>
+                    </m:r>
+                    <m:r>
+                      <m:rPr>
+                        <m:sty m:val="p"/>
+                      </m:rPr>
+                      <m:t>)</m:t>
+                    </m:r>
                     <m:r>
                       <m:rPr>
                         <m:sty m:val="p"/>
@@ -429,28 +435,30 @@
                     </m:r>
                   </m:e>
                   <m:sup>
-                    <m:d>
-                      <m:dPr>
-                        <m:begChr m:val="("/>
-                        <m:sepChr m:val=""/>
-                        <m:endChr m:val=")"/>
-                        <m:grow/>
-                      </m:dPr>
-                      <m:e>
-                        <m:r>
-                          <m:t>n</m:t>
-                        </m:r>
-                        <m:r>
-                          <m:rPr>
-                            <m:sty m:val="p"/>
-                          </m:rPr>
-                          <m:t>−</m:t>
-                        </m:r>
-                        <m:r>
-                          <m:t>x</m:t>
-                        </m:r>
-                      </m:e>
-                    </m:d>
+                    <m:r>
+                      <m:rPr>
+                        <m:sty m:val="p"/>
+                      </m:rPr>
+                      <m:t>(</m:t>
+                    </m:r>
+                    <m:r>
+                      <m:t>n</m:t>
+                    </m:r>
+                    <m:r>
+                      <m:rPr>
+                        <m:sty m:val="p"/>
+                      </m:rPr>
+                      <m:t>−</m:t>
+                    </m:r>
+                    <m:r>
+                      <m:t>x</m:t>
+                    </m:r>
+                    <m:r>
+                      <m:rPr>
+                        <m:sty m:val="p"/>
+                      </m:rPr>
+                      <m:t>)</m:t>
+                    </m:r>
                   </m:sup>
                 </m:sSup>
               </m:oMath>
@@ -625,7 +633,7 @@
       <w:r>
         <w:t xml:space="preserve"> </w:t>
       </w:r>
-      <w:hyperlink r:id="rId20">
+      <w:hyperlink r:id="rId9">
         <w:r>
           <w:rPr>
             <w:rStyle w:val="Hyperlink"/>
@@ -667,19 +675,21 @@
           <m:r>
             <m:t>p</m:t>
           </m:r>
-          <m:d>
-            <m:dPr>
-              <m:begChr m:val="("/>
-              <m:sepChr m:val=""/>
-              <m:endChr m:val=")"/>
-              <m:grow/>
-            </m:dPr>
-            <m:e>
-              <m:r>
-                <m:t>x</m:t>
-              </m:r>
-            </m:e>
-          </m:d>
+          <m:r>
+            <m:rPr>
+              <m:sty m:val="p"/>
+            </m:rPr>
+            <m:t>(</m:t>
+          </m:r>
+          <m:r>
+            <m:t>x</m:t>
+          </m:r>
+          <m:r>
+            <m:rPr>
+              <m:sty m:val="p"/>
+            </m:rPr>
+            <m:t>)</m:t>
+          </m:r>
           <m:r>
             <m:rPr>
               <m:sty m:val="p"/>
@@ -689,28 +699,30 @@
           <m:r>
             <m:t>P</m:t>
           </m:r>
-          <m:d>
-            <m:dPr>
-              <m:begChr m:val="("/>
-              <m:sepChr m:val=""/>
-              <m:endChr m:val=")"/>
-              <m:grow/>
-            </m:dPr>
-            <m:e>
-              <m:r>
-                <m:t>X</m:t>
-              </m:r>
-              <m:r>
-                <m:rPr>
-                  <m:sty m:val="p"/>
-                </m:rPr>
-                <m:t>=</m:t>
-              </m:r>
-              <m:r>
-                <m:t>x</m:t>
-              </m:r>
-            </m:e>
-          </m:d>
+          <m:r>
+            <m:rPr>
+              <m:sty m:val="p"/>
+            </m:rPr>
+            <m:t>(</m:t>
+          </m:r>
+          <m:r>
+            <m:t>X</m:t>
+          </m:r>
+          <m:r>
+            <m:rPr>
+              <m:sty m:val="p"/>
+            </m:rPr>
+            <m:t>=</m:t>
+          </m:r>
+          <m:r>
+            <m:t>x</m:t>
+          </m:r>
+          <m:r>
+            <m:rPr>
+              <m:sty m:val="p"/>
+            </m:rPr>
+            <m:t>)</m:t>
+          </m:r>
           <m:r>
             <m:rPr>
               <m:sty m:val="p"/>
@@ -723,8 +735,8 @@
           <m:r>
             <m:rPr>
               <m:nor/>
-              <m:sty m:val="p"/>
               <m:scr m:val="sans-serif"/>
+              <m:sty m:val="p"/>
             </m:rPr>
             <m:t> for all values of </m:t>
           </m:r>
@@ -818,19 +830,21 @@
               </m:r>
             </m:e>
           </m:nary>
-          <m:d>
-            <m:dPr>
-              <m:begChr m:val="("/>
-              <m:sepChr m:val=""/>
-              <m:endChr m:val=")"/>
-              <m:grow/>
-            </m:dPr>
-            <m:e>
-              <m:r>
-                <m:t>x</m:t>
-              </m:r>
-            </m:e>
-          </m:d>
+          <m:r>
+            <m:rPr>
+              <m:sty m:val="p"/>
+            </m:rPr>
+            <m:t>(</m:t>
+          </m:r>
+          <m:r>
+            <m:t>x</m:t>
+          </m:r>
+          <m:r>
+            <m:rPr>
+              <m:sty m:val="p"/>
+            </m:rPr>
+            <m:t>)</m:t>
+          </m:r>
           <m:r>
             <m:rPr>
               <m:sty m:val="p"/>
@@ -860,28 +874,30 @@
               </m:r>
             </m:e>
           </m:nary>
-          <m:d>
-            <m:dPr>
-              <m:begChr m:val="("/>
-              <m:sepChr m:val=""/>
-              <m:endChr m:val=")"/>
-              <m:grow/>
-            </m:dPr>
-            <m:e>
-              <m:r>
-                <m:t>X</m:t>
-              </m:r>
-              <m:r>
-                <m:rPr>
-                  <m:sty m:val="p"/>
-                </m:rPr>
-                <m:t>=</m:t>
-              </m:r>
-              <m:r>
-                <m:t>x</m:t>
-              </m:r>
-            </m:e>
-          </m:d>
+          <m:r>
+            <m:rPr>
+              <m:sty m:val="p"/>
+            </m:rPr>
+            <m:t>(</m:t>
+          </m:r>
+          <m:r>
+            <m:t>X</m:t>
+          </m:r>
+          <m:r>
+            <m:rPr>
+              <m:sty m:val="p"/>
+            </m:rPr>
+            <m:t>=</m:t>
+          </m:r>
+          <m:r>
+            <m:t>x</m:t>
+          </m:r>
+          <m:r>
+            <m:rPr>
+              <m:sty m:val="p"/>
+            </m:rPr>
+            <m:t>)</m:t>
+          </m:r>
           <m:r>
             <m:rPr>
               <m:sty m:val="p"/>
@@ -914,28 +930,30 @@
         <m:r>
           <m:t>P</m:t>
         </m:r>
-        <m:d>
-          <m:dPr>
-            <m:begChr m:val="("/>
-            <m:sepChr m:val=""/>
-            <m:endChr m:val=")"/>
-            <m:grow/>
-          </m:dPr>
-          <m:e>
-            <m:r>
-              <m:t>X</m:t>
-            </m:r>
-            <m:r>
-              <m:rPr>
-                <m:sty m:val="p"/>
-              </m:rPr>
-              <m:t>=</m:t>
-            </m:r>
-            <m:r>
-              <m:t>x</m:t>
-            </m:r>
-          </m:e>
-        </m:d>
+        <m:r>
+          <m:rPr>
+            <m:sty m:val="p"/>
+          </m:rPr>
+          <m:t>(</m:t>
+        </m:r>
+        <m:r>
+          <m:t>X</m:t>
+        </m:r>
+        <m:r>
+          <m:rPr>
+            <m:sty m:val="p"/>
+          </m:rPr>
+          <m:t>=</m:t>
+        </m:r>
+        <m:r>
+          <m:t>x</m:t>
+        </m:r>
+        <m:r>
+          <m:rPr>
+            <m:sty m:val="p"/>
+          </m:rPr>
+          <m:t>)</m:t>
+        </m:r>
         <m:r>
           <m:rPr>
             <m:sty m:val="p"/>
@@ -1067,28 +1085,30 @@
               </m:r>
             </m:e>
             <m:sup>
-              <m:d>
-                <m:dPr>
-                  <m:begChr m:val="("/>
-                  <m:sepChr m:val=""/>
-                  <m:endChr m:val=")"/>
-                  <m:grow/>
-                </m:dPr>
-                <m:e>
-                  <m:r>
-                    <m:t>n</m:t>
-                  </m:r>
-                  <m:r>
-                    <m:rPr>
-                      <m:sty m:val="p"/>
-                    </m:rPr>
-                    <m:t>−</m:t>
-                  </m:r>
-                  <m:r>
-                    <m:t>x</m:t>
-                  </m:r>
-                </m:e>
-              </m:d>
+              <m:r>
+                <m:rPr>
+                  <m:sty m:val="p"/>
+                </m:rPr>
+                <m:t>(</m:t>
+              </m:r>
+              <m:r>
+                <m:t>n</m:t>
+              </m:r>
+              <m:r>
+                <m:rPr>
+                  <m:sty m:val="p"/>
+                </m:rPr>
+                <m:t>−</m:t>
+              </m:r>
+              <m:r>
+                <m:t>x</m:t>
+              </m:r>
+              <m:r>
+                <m:rPr>
+                  <m:sty m:val="p"/>
+                </m:rPr>
+                <m:t>)</m:t>
+              </m:r>
             </m:sup>
           </m:sSup>
           <m:r>
@@ -1097,30 +1117,32 @@
             </m:rPr>
             <m:t>=</m:t>
           </m:r>
+          <m:r>
+            <m:rPr>
+              <m:sty m:val="p"/>
+            </m:rPr>
+            <m:t>(</m:t>
+          </m:r>
+          <m:r>
+            <m:t>p</m:t>
+          </m:r>
+          <m:r>
+            <m:rPr>
+              <m:sty m:val="p"/>
+            </m:rPr>
+            <m:t>+</m:t>
+          </m:r>
+          <m:r>
+            <m:t>q</m:t>
+          </m:r>
           <m:sSup>
             <m:e>
-              <m:d>
-                <m:dPr>
-                  <m:begChr m:val="("/>
-                  <m:sepChr m:val=""/>
-                  <m:endChr m:val=")"/>
-                  <m:grow/>
-                </m:dPr>
-                <m:e>
-                  <m:r>
-                    <m:t>p</m:t>
-                  </m:r>
-                  <m:r>
-                    <m:rPr>
-                      <m:sty m:val="p"/>
-                    </m:rPr>
-                    <m:t>+</m:t>
-                  </m:r>
-                  <m:r>
-                    <m:t>q</m:t>
-                  </m:r>
-                </m:e>
-              </m:d>
+              <m:r>
+                <m:rPr>
+                  <m:sty m:val="p"/>
+                </m:rPr>
+                <m:t>)</m:t>
+              </m:r>
             </m:e>
             <m:sup>
               <m:r>
@@ -1195,28 +1217,30 @@
         <m:r>
           <m:t>P</m:t>
         </m:r>
-        <m:d>
-          <m:dPr>
-            <m:begChr m:val="("/>
-            <m:sepChr m:val=""/>
-            <m:endChr m:val=")"/>
-            <m:grow/>
-          </m:dPr>
-          <m:e>
-            <m:r>
-              <m:t>X</m:t>
-            </m:r>
-            <m:r>
-              <m:rPr>
-                <m:sty m:val="p"/>
-              </m:rPr>
-              <m:t>=</m:t>
-            </m:r>
-            <m:r>
-              <m:t>x</m:t>
-            </m:r>
-          </m:e>
-        </m:d>
+        <m:r>
+          <m:rPr>
+            <m:sty m:val="p"/>
+          </m:rPr>
+          <m:t>(</m:t>
+        </m:r>
+        <m:r>
+          <m:t>X</m:t>
+        </m:r>
+        <m:r>
+          <m:rPr>
+            <m:sty m:val="p"/>
+          </m:rPr>
+          <m:t>=</m:t>
+        </m:r>
+        <m:r>
+          <m:t>x</m:t>
+        </m:r>
+        <m:r>
+          <m:rPr>
+            <m:sty m:val="p"/>
+          </m:rPr>
+          <m:t>)</m:t>
+        </m:r>
       </m:oMath>
       <w:r>
         <w:t xml:space="preserve"> </w:t>
@@ -1257,28 +1281,30 @@
               </m:r>
             </m:e>
           </m:nary>
-          <m:d>
-            <m:dPr>
-              <m:begChr m:val="("/>
-              <m:sepChr m:val=""/>
-              <m:endChr m:val=")"/>
-              <m:grow/>
-            </m:dPr>
-            <m:e>
-              <m:r>
-                <m:t>X</m:t>
-              </m:r>
-              <m:r>
-                <m:rPr>
-                  <m:sty m:val="p"/>
-                </m:rPr>
-                <m:t>=</m:t>
-              </m:r>
-              <m:r>
-                <m:t>x</m:t>
-              </m:r>
-            </m:e>
-          </m:d>
+          <m:r>
+            <m:rPr>
+              <m:sty m:val="p"/>
+            </m:rPr>
+            <m:t>(</m:t>
+          </m:r>
+          <m:r>
+            <m:t>X</m:t>
+          </m:r>
+          <m:r>
+            <m:rPr>
+              <m:sty m:val="p"/>
+            </m:rPr>
+            <m:t>=</m:t>
+          </m:r>
+          <m:r>
+            <m:t>x</m:t>
+          </m:r>
+          <m:r>
+            <m:rPr>
+              <m:sty m:val="p"/>
+            </m:rPr>
+            <m:t>)</m:t>
+          </m:r>
           <m:r>
             <m:rPr>
               <m:sty m:val="p"/>
@@ -1358,28 +1384,30 @@
               </m:r>
             </m:e>
             <m:sup>
-              <m:d>
-                <m:dPr>
-                  <m:begChr m:val="("/>
-                  <m:sepChr m:val=""/>
-                  <m:endChr m:val=")"/>
-                  <m:grow/>
-                </m:dPr>
-                <m:e>
-                  <m:r>
-                    <m:t>n</m:t>
-                  </m:r>
-                  <m:r>
-                    <m:rPr>
-                      <m:sty m:val="p"/>
-                    </m:rPr>
-                    <m:t>−</m:t>
-                  </m:r>
-                  <m:r>
-                    <m:t>x</m:t>
-                  </m:r>
-                </m:e>
-              </m:d>
+              <m:r>
+                <m:rPr>
+                  <m:sty m:val="p"/>
+                </m:rPr>
+                <m:t>(</m:t>
+              </m:r>
+              <m:r>
+                <m:t>n</m:t>
+              </m:r>
+              <m:r>
+                <m:rPr>
+                  <m:sty m:val="p"/>
+                </m:rPr>
+                <m:t>−</m:t>
+              </m:r>
+              <m:r>
+                <m:t>x</m:t>
+              </m:r>
+              <m:r>
+                <m:rPr>
+                  <m:sty m:val="p"/>
+                </m:rPr>
+                <m:t>)</m:t>
+              </m:r>
             </m:sup>
           </m:sSup>
         </m:oMath>
@@ -1454,58 +1482,122 @@
               </m:r>
             </m:e>
           </m:nary>
-          <m:d>
-            <m:dPr>
-              <m:begChr m:val="("/>
-              <m:sepChr m:val=""/>
-              <m:endChr m:val=")"/>
-              <m:grow/>
-            </m:dPr>
+          <m:r>
+            <m:rPr>
+              <m:sty m:val="p"/>
+            </m:rPr>
+            <m:t>(</m:t>
+          </m:r>
+          <m:r>
+            <m:t>X</m:t>
+          </m:r>
+          <m:r>
+            <m:rPr>
+              <m:sty m:val="p"/>
+            </m:rPr>
+            <m:t>=</m:t>
+          </m:r>
+          <m:r>
+            <m:t>x</m:t>
+          </m:r>
+          <m:r>
+            <m:rPr>
+              <m:sty m:val="p"/>
+            </m:rPr>
+            <m:t>)</m:t>
+          </m:r>
+          <m:r>
+            <m:rPr>
+              <m:sty m:val="p"/>
+            </m:rPr>
+            <m:t>=</m:t>
+          </m:r>
+          <m:r>
+            <m:rPr>
+              <m:sty m:val="p"/>
+            </m:rPr>
+            <m:t>(</m:t>
+          </m:r>
+          <m:r>
+            <m:t>p</m:t>
+          </m:r>
+          <m:r>
+            <m:rPr>
+              <m:sty m:val="p"/>
+            </m:rPr>
+            <m:t>+</m:t>
+          </m:r>
+          <m:r>
+            <m:t>q</m:t>
+          </m:r>
+          <m:sSup>
             <m:e>
-              <m:r>
-                <m:t>X</m:t>
-              </m:r>
               <m:r>
                 <m:rPr>
                   <m:sty m:val="p"/>
                 </m:rPr>
-                <m:t>=</m:t>
-              </m:r>
-              <m:r>
-                <m:t>x</m:t>
+                <m:t>)</m:t>
               </m:r>
             </m:e>
-          </m:d>
+            <m:sup>
+              <m:r>
+                <m:t>n</m:t>
+              </m:r>
+            </m:sup>
+          </m:sSup>
           <m:r>
             <m:rPr>
               <m:sty m:val="p"/>
             </m:rPr>
             <m:t>=</m:t>
+          </m:r>
+          <m:r>
+            <m:rPr>
+              <m:sty m:val="p"/>
+            </m:rPr>
+            <m:t>(</m:t>
+          </m:r>
+          <m:r>
+            <m:t>p</m:t>
+          </m:r>
+          <m:r>
+            <m:rPr>
+              <m:sty m:val="p"/>
+            </m:rPr>
+            <m:t>+</m:t>
+          </m:r>
+          <m:r>
+            <m:rPr>
+              <m:sty m:val="p"/>
+            </m:rPr>
+            <m:t>(</m:t>
+          </m:r>
+          <m:r>
+            <m:t>1</m:t>
+          </m:r>
+          <m:r>
+            <m:rPr>
+              <m:sty m:val="p"/>
+            </m:rPr>
+            <m:t>−</m:t>
+          </m:r>
+          <m:r>
+            <m:t>p</m:t>
+          </m:r>
+          <m:r>
+            <m:rPr>
+              <m:sty m:val="p"/>
+            </m:rPr>
+            <m:t>)</m:t>
           </m:r>
           <m:sSup>
             <m:e>
-              <m:d>
-                <m:dPr>
-                  <m:begChr m:val="("/>
-                  <m:sepChr m:val=""/>
-                  <m:endChr m:val=")"/>
-                  <m:grow/>
-                </m:dPr>
-                <m:e>
-                  <m:r>
-                    <m:t>p</m:t>
-                  </m:r>
-                  <m:r>
-                    <m:rPr>
-                      <m:sty m:val="p"/>
-                    </m:rPr>
-                    <m:t>+</m:t>
-                  </m:r>
-                  <m:r>
-                    <m:t>q</m:t>
-                  </m:r>
-                </m:e>
-              </m:d>
+              <m:r>
+                <m:rPr>
+                  <m:sty m:val="p"/>
+                </m:rPr>
+                <m:t>)</m:t>
+              </m:r>
             </m:e>
             <m:sup>
               <m:r>
@@ -1519,77 +1611,23 @@
             </m:rPr>
             <m:t>=</m:t>
           </m:r>
+          <m:r>
+            <m:rPr>
+              <m:sty m:val="p"/>
+            </m:rPr>
+            <m:t>(</m:t>
+          </m:r>
+          <m:r>
+            <m:t>1</m:t>
+          </m:r>
           <m:sSup>
             <m:e>
-              <m:d>
-                <m:dPr>
-                  <m:begChr m:val="("/>
-                  <m:sepChr m:val=""/>
-                  <m:endChr m:val=")"/>
-                  <m:grow/>
-                </m:dPr>
-                <m:e>
-                  <m:r>
-                    <m:t>p</m:t>
-                  </m:r>
-                  <m:r>
-                    <m:rPr>
-                      <m:sty m:val="p"/>
-                    </m:rPr>
-                    <m:t>+</m:t>
-                  </m:r>
-                  <m:d>
-                    <m:dPr>
-                      <m:begChr m:val="("/>
-                      <m:sepChr m:val=""/>
-                      <m:endChr m:val=")"/>
-                      <m:grow/>
-                    </m:dPr>
-                    <m:e>
-                      <m:r>
-                        <m:t>1</m:t>
-                      </m:r>
-                      <m:r>
-                        <m:rPr>
-                          <m:sty m:val="p"/>
-                        </m:rPr>
-                        <m:t>−</m:t>
-                      </m:r>
-                      <m:r>
-                        <m:t>p</m:t>
-                      </m:r>
-                    </m:e>
-                  </m:d>
-                </m:e>
-              </m:d>
-            </m:e>
-            <m:sup>
-              <m:r>
-                <m:t>n</m:t>
-              </m:r>
-            </m:sup>
-          </m:sSup>
-          <m:r>
-            <m:rPr>
-              <m:sty m:val="p"/>
-            </m:rPr>
-            <m:t>=</m:t>
-          </m:r>
-          <m:sSup>
-            <m:e>
-              <m:d>
-                <m:dPr>
-                  <m:begChr m:val="("/>
-                  <m:sepChr m:val=""/>
-                  <m:endChr m:val=")"/>
-                  <m:grow/>
-                </m:dPr>
-                <m:e>
-                  <m:r>
-                    <m:t>1</m:t>
-                  </m:r>
-                </m:e>
-              </m:d>
+              <m:r>
+                <m:rPr>
+                  <m:sty m:val="p"/>
+                </m:rPr>
+                <m:t>)</m:t>
+              </m:r>
             </m:e>
             <m:sup>
               <m:r>
@@ -1631,8 +1669,8 @@
         <w:t xml:space="preserve">equals 1, satisfying the honesty condition.</w:t>
       </w:r>
     </w:p>
-    <w:bookmarkEnd w:id="24"/>
-    <w:bookmarkStart w:id="28" w:name="X6c3760cc8737c3116eee46913d578b820b9fd7b"/>
+    <w:bookmarkEnd w:id="13"/>
+    <w:bookmarkStart w:id="17" w:name="X6c3760cc8737c3116eee46913d578b820b9fd7b"/>
     <w:p>
       <w:pPr>
         <w:pStyle w:val="Heading1"/>
@@ -1659,7 +1697,7 @@
         </w:rPr>
         <w:t xml:space="preserve"> </w:t>
       </w:r>
-      <w:hyperlink r:id="rId25">
+      <w:hyperlink r:id="rId14">
         <w:r>
           <w:rPr>
             <w:rStyle w:val="Hyperlink"/>
@@ -1694,7 +1732,7 @@
       <w:r>
         <w:t xml:space="preserve"> </w:t>
       </w:r>
-      <w:hyperlink r:id="rId20">
+      <w:hyperlink r:id="rId9">
         <w:r>
           <w:rPr>
             <w:rStyle w:val="Hyperlink"/>
@@ -1728,28 +1766,30 @@
         <w:t xml:space="preserve"> </w:t>
       </w:r>
       <m:oMath>
-        <m:d>
-          <m:dPr>
-            <m:begChr m:val="["/>
-            <m:sepChr m:val=""/>
-            <m:endChr m:val="]"/>
-            <m:grow/>
-          </m:dPr>
-          <m:e>
-            <m:r>
-              <m:t>a</m:t>
-            </m:r>
-            <m:r>
-              <m:rPr>
-                <m:sty m:val="p"/>
-              </m:rPr>
-              <m:t>,</m:t>
-            </m:r>
-            <m:r>
-              <m:t>b</m:t>
-            </m:r>
-          </m:e>
-        </m:d>
+        <m:r>
+          <m:rPr>
+            <m:sty m:val="p"/>
+          </m:rPr>
+          <m:t>[</m:t>
+        </m:r>
+        <m:r>
+          <m:t>a</m:t>
+        </m:r>
+        <m:r>
+          <m:rPr>
+            <m:sty m:val="p"/>
+          </m:rPr>
+          <m:t>,</m:t>
+        </m:r>
+        <m:r>
+          <m:t>b</m:t>
+        </m:r>
+        <m:r>
+          <m:rPr>
+            <m:sty m:val="p"/>
+          </m:rPr>
+          <m:t>]</m:t>
+        </m:r>
       </m:oMath>
       <w:r>
         <w:t xml:space="preserve"> </w:t>
@@ -1799,18 +1839,18 @@
                 <wp:inline>
                   <wp:extent cx="152400" cy="152400"/>
                   <wp:effectExtent b="0" l="0" r="0" t="0"/>
-                  <wp:docPr descr="" title="" id="26" name="Picture"/>
+                  <wp:docPr descr="" title="" id="15" name="Picture"/>
                   <a:graphic>
                     <a:graphicData uri="http://schemas.openxmlformats.org/drawingml/2006/picture">
                       <pic:pic>
                         <pic:nvPicPr>
-                          <pic:cNvPr descr="/Applications/quarto/share/formats/docx/note.png" id="27" name="Picture"/>
+                          <pic:cNvPr descr="/Applications/quarto/share/formats/docx/note.png" id="16" name="Picture"/>
                           <pic:cNvPicPr>
                             <a:picLocks noChangeArrowheads="1" noChangeAspect="1"/>
                           </pic:cNvPicPr>
                         </pic:nvPicPr>
                         <pic:blipFill>
-                          <a:blip r:embed="rId21"/>
+                          <a:blip r:embed="rId10"/>
                           <a:stretch>
                             <a:fillRect/>
                           </a:stretch>
@@ -1879,19 +1919,21 @@
                 <m:r>
                   <m:t>f</m:t>
                 </m:r>
-                <m:d>
-                  <m:dPr>
-                    <m:begChr m:val="("/>
-                    <m:sepChr m:val=""/>
-                    <m:endChr m:val=")"/>
-                    <m:grow/>
-                  </m:dPr>
-                  <m:e>
-                    <m:r>
-                      <m:t>x</m:t>
-                    </m:r>
-                  </m:e>
-                </m:d>
+                <m:r>
+                  <m:rPr>
+                    <m:sty m:val="p"/>
+                  </m:rPr>
+                  <m:t>(</m:t>
+                </m:r>
+                <m:r>
+                  <m:t>x</m:t>
+                </m:r>
+                <m:r>
+                  <m:rPr>
+                    <m:sty m:val="p"/>
+                  </m:rPr>
+                  <m:t>)</m:t>
+                </m:r>
                 <m:r>
                   <m:rPr>
                     <m:sty m:val="p"/>
@@ -1956,8 +1998,8 @@
                           <m:r>
                             <m:rPr>
                               <m:nor/>
+                              <m:scr m:val="sans-serif"/>
                               <m:sty m:val="p"/>
-                              <m:scr m:val="sans-serif"/>
                             </m:rPr>
                             <m:t>if </m:t>
                           </m:r>
@@ -1994,8 +2036,8 @@
                           <m:r>
                             <m:rPr>
                               <m:nor/>
+                              <m:scr m:val="sans-serif"/>
                               <m:sty m:val="p"/>
-                              <m:scr m:val="sans-serif"/>
                             </m:rPr>
                             <m:t>otherwise</m:t>
                           </m:r>
@@ -2075,7 +2117,7 @@
       <w:r>
         <w:t xml:space="preserve"> </w:t>
       </w:r>
-      <w:hyperlink r:id="rId20">
+      <w:hyperlink r:id="rId9">
         <w:r>
           <w:rPr>
             <w:rStyle w:val="Hyperlink"/>
@@ -2111,19 +2153,21 @@
         <m:r>
           <m:t>f</m:t>
         </m:r>
-        <m:d>
-          <m:dPr>
-            <m:begChr m:val="("/>
-            <m:sepChr m:val=""/>
-            <m:endChr m:val=")"/>
-            <m:grow/>
-          </m:dPr>
-          <m:e>
-            <m:r>
-              <m:t>x</m:t>
-            </m:r>
-          </m:e>
-        </m:d>
+        <m:r>
+          <m:rPr>
+            <m:sty m:val="p"/>
+          </m:rPr>
+          <m:t>(</m:t>
+        </m:r>
+        <m:r>
+          <m:t>x</m:t>
+        </m:r>
+        <m:r>
+          <m:rPr>
+            <m:sty m:val="p"/>
+          </m:rPr>
+          <m:t>)</m:t>
+        </m:r>
       </m:oMath>
       <w:r>
         <w:t xml:space="preserve"> </w:t>
@@ -2144,19 +2188,21 @@
           <m:r>
             <m:t>f</m:t>
           </m:r>
-          <m:d>
-            <m:dPr>
-              <m:begChr m:val="("/>
-              <m:sepChr m:val=""/>
-              <m:endChr m:val=")"/>
-              <m:grow/>
-            </m:dPr>
-            <m:e>
-              <m:r>
-                <m:t>x</m:t>
-              </m:r>
-            </m:e>
-          </m:d>
+          <m:r>
+            <m:rPr>
+              <m:sty m:val="p"/>
+            </m:rPr>
+            <m:t>(</m:t>
+          </m:r>
+          <m:r>
+            <m:t>x</m:t>
+          </m:r>
+          <m:r>
+            <m:rPr>
+              <m:sty m:val="p"/>
+            </m:rPr>
+            <m:t>)</m:t>
+          </m:r>
           <m:r>
             <m:rPr>
               <m:sty m:val="p"/>
@@ -2169,8 +2215,8 @@
           <m:r>
             <m:rPr>
               <m:nor/>
-              <m:sty m:val="p"/>
               <m:scr m:val="sans-serif"/>
+              <m:sty m:val="p"/>
             </m:rPr>
             <m:t> for all values of </m:t>
           </m:r>
@@ -2210,19 +2256,21 @@
         <m:r>
           <m:t>f</m:t>
         </m:r>
-        <m:d>
-          <m:dPr>
-            <m:begChr m:val="("/>
-            <m:sepChr m:val=""/>
-            <m:endChr m:val=")"/>
-            <m:grow/>
-          </m:dPr>
-          <m:e>
-            <m:r>
-              <m:t>x</m:t>
-            </m:r>
-          </m:e>
-        </m:d>
+        <m:r>
+          <m:rPr>
+            <m:sty m:val="p"/>
+          </m:rPr>
+          <m:t>(</m:t>
+        </m:r>
+        <m:r>
+          <m:t>x</m:t>
+        </m:r>
+        <m:r>
+          <m:rPr>
+            <m:sty m:val="p"/>
+          </m:rPr>
+          <m:t>)</m:t>
+        </m:r>
       </m:oMath>
       <w:r>
         <w:t xml:space="preserve"> </w:t>
@@ -2286,19 +2334,21 @@
               </m:r>
             </m:e>
           </m:nary>
-          <m:d>
-            <m:dPr>
-              <m:begChr m:val="("/>
-              <m:sepChr m:val=""/>
-              <m:endChr m:val=")"/>
-              <m:grow/>
-            </m:dPr>
-            <m:e>
-              <m:r>
-                <m:t>x</m:t>
-              </m:r>
-            </m:e>
-          </m:d>
+          <m:r>
+            <m:rPr>
+              <m:sty m:val="p"/>
+            </m:rPr>
+            <m:t>(</m:t>
+          </m:r>
+          <m:r>
+            <m:t>x</m:t>
+          </m:r>
+          <m:r>
+            <m:rPr>
+              <m:sty m:val="p"/>
+            </m:rPr>
+            <m:t>)</m:t>
+          </m:r>
           <m:r>
             <m:t> </m:t>
           </m:r>
@@ -2359,19 +2409,21 @@
         <m:r>
           <m:t>f</m:t>
         </m:r>
-        <m:d>
-          <m:dPr>
-            <m:begChr m:val="("/>
-            <m:sepChr m:val=""/>
-            <m:endChr m:val=")"/>
-            <m:grow/>
-          </m:dPr>
-          <m:e>
-            <m:r>
-              <m:t>x</m:t>
-            </m:r>
-          </m:e>
-        </m:d>
+        <m:r>
+          <m:rPr>
+            <m:sty m:val="p"/>
+          </m:rPr>
+          <m:t>(</m:t>
+        </m:r>
+        <m:r>
+          <m:t>x</m:t>
+        </m:r>
+        <m:r>
+          <m:rPr>
+            <m:sty m:val="p"/>
+          </m:rPr>
+          <m:t>)</m:t>
+        </m:r>
         <m:r>
           <m:rPr>
             <m:sty m:val="p"/>
@@ -2406,19 +2458,21 @@
         <m:r>
           <m:t>f</m:t>
         </m:r>
-        <m:d>
-          <m:dPr>
-            <m:begChr m:val="("/>
-            <m:sepChr m:val=""/>
-            <m:endChr m:val=")"/>
-            <m:grow/>
-          </m:dPr>
-          <m:e>
-            <m:r>
-              <m:t>x</m:t>
-            </m:r>
-          </m:e>
-        </m:d>
+        <m:r>
+          <m:rPr>
+            <m:sty m:val="p"/>
+          </m:rPr>
+          <m:t>(</m:t>
+        </m:r>
+        <m:r>
+          <m:t>x</m:t>
+        </m:r>
+        <m:r>
+          <m:rPr>
+            <m:sty m:val="p"/>
+          </m:rPr>
+          <m:t>)</m:t>
+        </m:r>
         <m:r>
           <m:rPr>
             <m:sty m:val="p"/>
@@ -2460,28 +2514,30 @@
         <w:t xml:space="preserve"> </w:t>
       </w:r>
       <m:oMath>
-        <m:d>
-          <m:dPr>
-            <m:begChr m:val="["/>
-            <m:sepChr m:val=""/>
-            <m:endChr m:val="]"/>
-            <m:grow/>
-          </m:dPr>
-          <m:e>
-            <m:r>
-              <m:t>a</m:t>
-            </m:r>
-            <m:r>
-              <m:rPr>
-                <m:sty m:val="p"/>
-              </m:rPr>
-              <m:t>,</m:t>
-            </m:r>
-            <m:r>
-              <m:t>b</m:t>
-            </m:r>
-          </m:e>
-        </m:d>
+        <m:r>
+          <m:rPr>
+            <m:sty m:val="p"/>
+          </m:rPr>
+          <m:t>[</m:t>
+        </m:r>
+        <m:r>
+          <m:t>a</m:t>
+        </m:r>
+        <m:r>
+          <m:rPr>
+            <m:sty m:val="p"/>
+          </m:rPr>
+          <m:t>,</m:t>
+        </m:r>
+        <m:r>
+          <m:t>b</m:t>
+        </m:r>
+        <m:r>
+          <m:rPr>
+            <m:sty m:val="p"/>
+          </m:rPr>
+          <m:t>]</m:t>
+        </m:r>
       </m:oMath>
       <w:r>
         <w:t xml:space="preserve"> </w:t>
@@ -2522,28 +2578,30 @@
         <w:t xml:space="preserve"> </w:t>
       </w:r>
       <m:oMath>
-        <m:d>
-          <m:dPr>
-            <m:begChr m:val="["/>
-            <m:sepChr m:val=""/>
-            <m:endChr m:val="]"/>
-            <m:grow/>
-          </m:dPr>
-          <m:e>
-            <m:r>
-              <m:t>a</m:t>
-            </m:r>
-            <m:r>
-              <m:rPr>
-                <m:sty m:val="p"/>
-              </m:rPr>
-              <m:t>,</m:t>
-            </m:r>
-            <m:r>
-              <m:t>b</m:t>
-            </m:r>
-          </m:e>
-        </m:d>
+        <m:r>
+          <m:rPr>
+            <m:sty m:val="p"/>
+          </m:rPr>
+          <m:t>[</m:t>
+        </m:r>
+        <m:r>
+          <m:t>a</m:t>
+        </m:r>
+        <m:r>
+          <m:rPr>
+            <m:sty m:val="p"/>
+          </m:rPr>
+          <m:t>,</m:t>
+        </m:r>
+        <m:r>
+          <m:t>b</m:t>
+        </m:r>
+        <m:r>
+          <m:rPr>
+            <m:sty m:val="p"/>
+          </m:rPr>
+          <m:t>]</m:t>
+        </m:r>
       </m:oMath>
       <w:r>
         <w:t xml:space="preserve"> </w:t>
@@ -2607,19 +2665,21 @@
               </m:r>
             </m:e>
           </m:nary>
-          <m:d>
-            <m:dPr>
-              <m:begChr m:val="("/>
-              <m:sepChr m:val=""/>
-              <m:endChr m:val=")"/>
-              <m:grow/>
-            </m:dPr>
-            <m:e>
-              <m:r>
-                <m:t>x</m:t>
-              </m:r>
-            </m:e>
-          </m:d>
+          <m:r>
+            <m:rPr>
+              <m:sty m:val="p"/>
+            </m:rPr>
+            <m:t>(</m:t>
+          </m:r>
+          <m:r>
+            <m:t>x</m:t>
+          </m:r>
+          <m:r>
+            <m:rPr>
+              <m:sty m:val="p"/>
+            </m:rPr>
+            <m:t>)</m:t>
+          </m:r>
           <m:r>
             <m:t> </m:t>
           </m:r>
@@ -2671,19 +2731,21 @@
               </m:r>
             </m:e>
           </m:nary>
-          <m:d>
-            <m:dPr>
-              <m:begChr m:val="("/>
-              <m:sepChr m:val=""/>
-              <m:endChr m:val=")"/>
-              <m:grow/>
-            </m:dPr>
-            <m:e>
-              <m:r>
-                <m:t>x</m:t>
-              </m:r>
-            </m:e>
-          </m:d>
+          <m:r>
+            <m:rPr>
+              <m:sty m:val="p"/>
+            </m:rPr>
+            <m:t>(</m:t>
+          </m:r>
+          <m:r>
+            <m:t>x</m:t>
+          </m:r>
+          <m:r>
+            <m:rPr>
+              <m:sty m:val="p"/>
+            </m:rPr>
+            <m:t>)</m:t>
+          </m:r>
           <m:r>
             <m:t> </m:t>
           </m:r>
@@ -2726,19 +2788,21 @@
               </m:r>
             </m:e>
           </m:nary>
-          <m:d>
-            <m:dPr>
-              <m:begChr m:val="("/>
-              <m:sepChr m:val=""/>
-              <m:endChr m:val=")"/>
-              <m:grow/>
-            </m:dPr>
-            <m:e>
-              <m:r>
-                <m:t>x</m:t>
-              </m:r>
-            </m:e>
-          </m:d>
+          <m:r>
+            <m:rPr>
+              <m:sty m:val="p"/>
+            </m:rPr>
+            <m:t>(</m:t>
+          </m:r>
+          <m:r>
+            <m:t>x</m:t>
+          </m:r>
+          <m:r>
+            <m:rPr>
+              <m:sty m:val="p"/>
+            </m:rPr>
+            <m:t>)</m:t>
+          </m:r>
           <m:r>
             <m:t> </m:t>
           </m:r>
@@ -2784,19 +2848,21 @@
               </m:r>
             </m:e>
           </m:nary>
-          <m:d>
-            <m:dPr>
-              <m:begChr m:val="("/>
-              <m:sepChr m:val=""/>
-              <m:endChr m:val=")"/>
-              <m:grow/>
-            </m:dPr>
-            <m:e>
-              <m:r>
-                <m:t>x</m:t>
-              </m:r>
-            </m:e>
-          </m:d>
+          <m:r>
+            <m:rPr>
+              <m:sty m:val="p"/>
+            </m:rPr>
+            <m:t>(</m:t>
+          </m:r>
+          <m:r>
+            <m:t>x</m:t>
+          </m:r>
+          <m:r>
+            <m:rPr>
+              <m:sty m:val="p"/>
+            </m:rPr>
+            <m:t>)</m:t>
+          </m:r>
           <m:r>
             <m:t> </m:t>
           </m:r>
@@ -2827,19 +2893,21 @@
         <m:r>
           <m:t>f</m:t>
         </m:r>
-        <m:d>
-          <m:dPr>
-            <m:begChr m:val="("/>
-            <m:sepChr m:val=""/>
-            <m:endChr m:val=")"/>
-            <m:grow/>
-          </m:dPr>
-          <m:e>
-            <m:r>
-              <m:t>x</m:t>
-            </m:r>
-          </m:e>
-        </m:d>
+        <m:r>
+          <m:rPr>
+            <m:sty m:val="p"/>
+          </m:rPr>
+          <m:t>(</m:t>
+        </m:r>
+        <m:r>
+          <m:t>x</m:t>
+        </m:r>
+        <m:r>
+          <m:rPr>
+            <m:sty m:val="p"/>
+          </m:rPr>
+          <m:t>)</m:t>
+        </m:r>
       </m:oMath>
       <w:r>
         <w:t xml:space="preserve"> </w:t>
@@ -2889,19 +2957,21 @@
               </m:r>
             </m:e>
           </m:nary>
-          <m:d>
-            <m:dPr>
-              <m:begChr m:val="("/>
-              <m:sepChr m:val=""/>
-              <m:endChr m:val=")"/>
-              <m:grow/>
-            </m:dPr>
-            <m:e>
-              <m:r>
-                <m:t>x</m:t>
-              </m:r>
-            </m:e>
-          </m:d>
+          <m:r>
+            <m:rPr>
+              <m:sty m:val="p"/>
+            </m:rPr>
+            <m:t>(</m:t>
+          </m:r>
+          <m:r>
+            <m:t>x</m:t>
+          </m:r>
+          <m:r>
+            <m:rPr>
+              <m:sty m:val="p"/>
+            </m:rPr>
+            <m:t>)</m:t>
+          </m:r>
           <m:r>
             <m:t> </m:t>
           </m:r>
@@ -2944,19 +3014,21 @@
               </m:r>
             </m:e>
           </m:nary>
-          <m:d>
-            <m:dPr>
-              <m:begChr m:val="("/>
-              <m:sepChr m:val=""/>
-              <m:endChr m:val=")"/>
-              <m:grow/>
-            </m:dPr>
-            <m:e>
-              <m:r>
-                <m:t>x</m:t>
-              </m:r>
-            </m:e>
-          </m:d>
+          <m:r>
+            <m:rPr>
+              <m:sty m:val="p"/>
+            </m:rPr>
+            <m:t>(</m:t>
+          </m:r>
+          <m:r>
+            <m:t>x</m:t>
+          </m:r>
+          <m:r>
+            <m:rPr>
+              <m:sty m:val="p"/>
+            </m:rPr>
+            <m:t>)</m:t>
+          </m:r>
           <m:r>
             <m:t> </m:t>
           </m:r>
@@ -3002,19 +3074,21 @@
               </m:r>
             </m:e>
           </m:nary>
-          <m:d>
-            <m:dPr>
-              <m:begChr m:val="("/>
-              <m:sepChr m:val=""/>
-              <m:endChr m:val=")"/>
-              <m:grow/>
-            </m:dPr>
-            <m:e>
-              <m:r>
-                <m:t>x</m:t>
-              </m:r>
-            </m:e>
-          </m:d>
+          <m:r>
+            <m:rPr>
+              <m:sty m:val="p"/>
+            </m:rPr>
+            <m:t>(</m:t>
+          </m:r>
+          <m:r>
+            <m:t>x</m:t>
+          </m:r>
+          <m:r>
+            <m:rPr>
+              <m:sty m:val="p"/>
+            </m:rPr>
+            <m:t>)</m:t>
+          </m:r>
           <m:r>
             <m:t> </m:t>
           </m:r>
@@ -3256,19 +3330,21 @@
               </m:r>
             </m:e>
           </m:nary>
-          <m:d>
-            <m:dPr>
-              <m:begChr m:val="("/>
-              <m:sepChr m:val=""/>
-              <m:endChr m:val=")"/>
-              <m:grow/>
-            </m:dPr>
-            <m:e>
-              <m:r>
-                <m:t>x</m:t>
-              </m:r>
-            </m:e>
-          </m:d>
+          <m:r>
+            <m:rPr>
+              <m:sty m:val="p"/>
+            </m:rPr>
+            <m:t>(</m:t>
+          </m:r>
+          <m:r>
+            <m:t>x</m:t>
+          </m:r>
+          <m:r>
+            <m:rPr>
+              <m:sty m:val="p"/>
+            </m:rPr>
+            <m:t>)</m:t>
+          </m:r>
           <m:r>
             <m:t> </m:t>
           </m:r>
@@ -3658,28 +3734,30 @@
               </m:r>
             </m:den>
           </m:f>
-          <m:d>
-            <m:dPr>
-              <m:begChr m:val="("/>
-              <m:sepChr m:val=""/>
-              <m:endChr m:val=")"/>
-              <m:grow/>
-            </m:dPr>
-            <m:e>
-              <m:r>
-                <m:t>b</m:t>
-              </m:r>
-              <m:r>
-                <m:rPr>
-                  <m:sty m:val="p"/>
-                </m:rPr>
-                <m:t>−</m:t>
-              </m:r>
-              <m:r>
-                <m:t>a</m:t>
-              </m:r>
-            </m:e>
-          </m:d>
+          <m:r>
+            <m:rPr>
+              <m:sty m:val="p"/>
+            </m:rPr>
+            <m:t>(</m:t>
+          </m:r>
+          <m:r>
+            <m:t>b</m:t>
+          </m:r>
+          <m:r>
+            <m:rPr>
+              <m:sty m:val="p"/>
+            </m:rPr>
+            <m:t>−</m:t>
+          </m:r>
+          <m:r>
+            <m:t>a</m:t>
+          </m:r>
+          <m:r>
+            <m:rPr>
+              <m:sty m:val="p"/>
+            </m:rPr>
+            <m:t>)</m:t>
+          </m:r>
           <m:r>
             <m:rPr>
               <m:sty m:val="p"/>
@@ -3700,8 +3778,8 @@
         <w:t xml:space="preserve">And so you can see that all uniform distributions are valid PDFs.</w:t>
       </w:r>
     </w:p>
-    <w:bookmarkEnd w:id="28"/>
-    <w:bookmarkStart w:id="31" w:name="X51cc359c47cffa3422a11f5bd8e14940463bfac"/>
+    <w:bookmarkEnd w:id="17"/>
+    <w:bookmarkStart w:id="20" w:name="X51cc359c47cffa3422a11f5bd8e14940463bfac"/>
     <w:p>
       <w:pPr>
         <w:pStyle w:val="Heading1"/>
@@ -3732,7 +3810,7 @@
       <w:r>
         <w:t xml:space="preserve"> </w:t>
       </w:r>
-      <w:hyperlink r:id="rId20">
+      <w:hyperlink r:id="rId9">
         <w:r>
           <w:rPr>
             <w:rStyle w:val="Hyperlink"/>
@@ -3804,18 +3882,18 @@
                 <wp:inline>
                   <wp:extent cx="152400" cy="152400"/>
                   <wp:effectExtent b="0" l="0" r="0" t="0"/>
-                  <wp:docPr descr="" title="" id="29" name="Picture"/>
+                  <wp:docPr descr="" title="" id="18" name="Picture"/>
                   <a:graphic>
                     <a:graphicData uri="http://schemas.openxmlformats.org/drawingml/2006/picture">
                       <pic:pic>
                         <pic:nvPicPr>
-                          <pic:cNvPr descr="/Applications/quarto/share/formats/docx/note.png" id="30" name="Picture"/>
+                          <pic:cNvPr descr="/Applications/quarto/share/formats/docx/note.png" id="19" name="Picture"/>
                           <pic:cNvPicPr>
                             <a:picLocks noChangeArrowheads="1" noChangeAspect="1"/>
                           </pic:cNvPicPr>
                         </pic:nvPicPr>
                         <pic:blipFill>
-                          <a:blip r:embed="rId21"/>
+                          <a:blip r:embed="rId10"/>
                           <a:stretch>
                             <a:fillRect/>
                           </a:stretch>
@@ -3884,19 +3962,21 @@
                 <m:r>
                   <m:t>f</m:t>
                 </m:r>
-                <m:d>
-                  <m:dPr>
-                    <m:begChr m:val="("/>
-                    <m:sepChr m:val=""/>
-                    <m:endChr m:val=")"/>
-                    <m:grow/>
-                  </m:dPr>
-                  <m:e>
-                    <m:r>
-                      <m:t>x</m:t>
-                    </m:r>
-                  </m:e>
-                </m:d>
+                <m:r>
+                  <m:rPr>
+                    <m:sty m:val="p"/>
+                  </m:rPr>
+                  <m:t>(</m:t>
+                </m:r>
+                <m:r>
+                  <m:t>x</m:t>
+                </m:r>
+                <m:r>
+                  <m:rPr>
+                    <m:sty m:val="p"/>
+                  </m:rPr>
+                  <m:t>)</m:t>
+                </m:r>
                 <m:r>
                   <m:rPr>
                     <m:sty m:val="p"/>
@@ -4293,19 +4373,21 @@
         <m:r>
           <m:t>f</m:t>
         </m:r>
-        <m:d>
-          <m:dPr>
-            <m:begChr m:val="("/>
-            <m:sepChr m:val=""/>
-            <m:endChr m:val=")"/>
-            <m:grow/>
-          </m:dPr>
-          <m:e>
-            <m:r>
-              <m:t>x</m:t>
-            </m:r>
-          </m:e>
-        </m:d>
+        <m:r>
+          <m:rPr>
+            <m:sty m:val="p"/>
+          </m:rPr>
+          <m:t>(</m:t>
+        </m:r>
+        <m:r>
+          <m:t>x</m:t>
+        </m:r>
+        <m:r>
+          <m:rPr>
+            <m:sty m:val="p"/>
+          </m:rPr>
+          <m:t>)</m:t>
+        </m:r>
         <m:r>
           <m:rPr>
             <m:sty m:val="p"/>
@@ -4407,19 +4489,21 @@
               </m:r>
             </m:e>
           </m:nary>
-          <m:d>
-            <m:dPr>
-              <m:begChr m:val="("/>
-              <m:sepChr m:val=""/>
-              <m:endChr m:val=")"/>
-              <m:grow/>
-            </m:dPr>
-            <m:e>
-              <m:r>
-                <m:t>x</m:t>
-              </m:r>
-            </m:e>
-          </m:d>
+          <m:r>
+            <m:rPr>
+              <m:sty m:val="p"/>
+            </m:rPr>
+            <m:t>(</m:t>
+          </m:r>
+          <m:r>
+            <m:t>x</m:t>
+          </m:r>
+          <m:r>
+            <m:rPr>
+              <m:sty m:val="p"/>
+            </m:rPr>
+            <m:t>)</m:t>
+          </m:r>
           <m:r>
             <m:t> </m:t>
           </m:r>
@@ -5315,34 +5399,36 @@
           </m:rPr>
           <m:t>exp</m:t>
         </m:r>
-        <m:d>
-          <m:dPr>
-            <m:begChr m:val="("/>
-            <m:sepChr m:val=""/>
-            <m:endChr m:val=")"/>
-            <m:grow/>
-          </m:dPr>
+        <m:r>
+          <m:rPr>
+            <m:sty m:val="p"/>
+          </m:rPr>
+          <m:t>(</m:t>
+        </m:r>
+        <m:r>
+          <m:rPr>
+            <m:sty m:val="p"/>
+          </m:rPr>
+          <m:t>−</m:t>
+        </m:r>
+        <m:sSup>
           <m:e>
             <m:r>
-              <m:rPr>
-                <m:sty m:val="p"/>
-              </m:rPr>
-              <m:t>−</m:t>
+              <m:t>u</m:t>
             </m:r>
-            <m:sSup>
-              <m:e>
-                <m:r>
-                  <m:t>u</m:t>
-                </m:r>
-              </m:e>
-              <m:sup>
-                <m:r>
-                  <m:t>2</m:t>
-                </m:r>
-              </m:sup>
-            </m:sSup>
           </m:e>
-        </m:d>
+          <m:sup>
+            <m:r>
+              <m:t>2</m:t>
+            </m:r>
+          </m:sup>
+        </m:sSup>
+        <m:r>
+          <m:rPr>
+            <m:sty m:val="p"/>
+          </m:rPr>
+          <m:t>)</m:t>
+        </m:r>
       </m:oMath>
       <w:r>
         <w:t xml:space="preserve"> </w:t>
@@ -6147,46 +6233,48 @@
                         </m:rPr>
                         <m:t>−</m:t>
                       </m:r>
-                      <m:d>
-                        <m:dPr>
-                          <m:begChr m:val="("/>
-                          <m:sepChr m:val=""/>
-                          <m:endChr m:val=")"/>
-                          <m:grow/>
-                        </m:dPr>
+                      <m:r>
+                        <m:rPr>
+                          <m:sty m:val="p"/>
+                        </m:rPr>
+                        <m:t>(</m:t>
+                      </m:r>
+                      <m:sSup>
                         <m:e>
-                          <m:sSup>
-                            <m:e>
-                              <m:r>
-                                <m:t>u</m:t>
-                              </m:r>
-                            </m:e>
-                            <m:sup>
-                              <m:r>
-                                <m:t>2</m:t>
-                              </m:r>
-                            </m:sup>
-                          </m:sSup>
                           <m:r>
-                            <m:rPr>
-                              <m:sty m:val="p"/>
-                            </m:rPr>
-                            <m:t>+</m:t>
+                            <m:t>u</m:t>
                           </m:r>
-                          <m:sSup>
-                            <m:e>
-                              <m:r>
-                                <m:t>v</m:t>
-                              </m:r>
-                            </m:e>
-                            <m:sup>
-                              <m:r>
-                                <m:t>2</m:t>
-                              </m:r>
-                            </m:sup>
-                          </m:sSup>
                         </m:e>
-                      </m:d>
+                        <m:sup>
+                          <m:r>
+                            <m:t>2</m:t>
+                          </m:r>
+                        </m:sup>
+                      </m:sSup>
+                      <m:r>
+                        <m:rPr>
+                          <m:sty m:val="p"/>
+                        </m:rPr>
+                        <m:t>+</m:t>
+                      </m:r>
+                      <m:sSup>
+                        <m:e>
+                          <m:r>
+                            <m:t>v</m:t>
+                          </m:r>
+                        </m:e>
+                        <m:sup>
+                          <m:r>
+                            <m:t>2</m:t>
+                          </m:r>
+                        </m:sup>
+                      </m:sSup>
+                      <m:r>
+                        <m:rPr>
+                          <m:sty m:val="p"/>
+                        </m:rPr>
+                        <m:t>)</m:t>
+                      </m:r>
                     </m:sup>
                   </m:sSup>
                 </m:e>
@@ -6251,19 +6339,21 @@
           </m:rPr>
           <m:t>cos</m:t>
         </m:r>
-        <m:d>
-          <m:dPr>
-            <m:begChr m:val="("/>
-            <m:sepChr m:val=""/>
-            <m:endChr m:val=")"/>
-            <m:grow/>
-          </m:dPr>
-          <m:e>
-            <m:r>
-              <m:t>θ</m:t>
-            </m:r>
-          </m:e>
-        </m:d>
+        <m:r>
+          <m:rPr>
+            <m:sty m:val="p"/>
+          </m:rPr>
+          <m:t>(</m:t>
+        </m:r>
+        <m:r>
+          <m:t>θ</m:t>
+        </m:r>
+        <m:r>
+          <m:rPr>
+            <m:sty m:val="p"/>
+          </m:rPr>
+          <m:t>)</m:t>
+        </m:r>
       </m:oMath>
       <w:r>
         <w:t xml:space="preserve"> </w:t>
@@ -6293,19 +6383,21 @@
           </m:rPr>
           <m:t>sin</m:t>
         </m:r>
-        <m:d>
-          <m:dPr>
-            <m:begChr m:val="("/>
-            <m:sepChr m:val=""/>
-            <m:endChr m:val=")"/>
-            <m:grow/>
-          </m:dPr>
-          <m:e>
-            <m:r>
-              <m:t>θ</m:t>
-            </m:r>
-          </m:e>
-        </m:d>
+        <m:r>
+          <m:rPr>
+            <m:sty m:val="p"/>
+          </m:rPr>
+          <m:t>(</m:t>
+        </m:r>
+        <m:r>
+          <m:t>θ</m:t>
+        </m:r>
+        <m:r>
+          <m:rPr>
+            <m:sty m:val="p"/>
+          </m:rPr>
+          <m:t>)</m:t>
+        </m:r>
       </m:oMath>
       <w:r>
         <w:t xml:space="preserve">, it follows that</w:t>
@@ -6675,46 +6767,48 @@
                         </m:rPr>
                         <m:t>−</m:t>
                       </m:r>
-                      <m:d>
-                        <m:dPr>
-                          <m:begChr m:val="("/>
-                          <m:sepChr m:val=""/>
-                          <m:endChr m:val=")"/>
-                          <m:grow/>
-                        </m:dPr>
+                      <m:r>
+                        <m:rPr>
+                          <m:sty m:val="p"/>
+                        </m:rPr>
+                        <m:t>(</m:t>
+                      </m:r>
+                      <m:sSup>
                         <m:e>
-                          <m:sSup>
-                            <m:e>
-                              <m:r>
-                                <m:t>u</m:t>
-                              </m:r>
-                            </m:e>
-                            <m:sup>
-                              <m:r>
-                                <m:t>2</m:t>
-                              </m:r>
-                            </m:sup>
-                          </m:sSup>
                           <m:r>
-                            <m:rPr>
-                              <m:sty m:val="p"/>
-                            </m:rPr>
-                            <m:t>+</m:t>
+                            <m:t>u</m:t>
                           </m:r>
-                          <m:sSup>
-                            <m:e>
-                              <m:r>
-                                <m:t>v</m:t>
-                              </m:r>
-                            </m:e>
-                            <m:sup>
-                              <m:r>
-                                <m:t>2</m:t>
-                              </m:r>
-                            </m:sup>
-                          </m:sSup>
                         </m:e>
-                      </m:d>
+                        <m:sup>
+                          <m:r>
+                            <m:t>2</m:t>
+                          </m:r>
+                        </m:sup>
+                      </m:sSup>
+                      <m:r>
+                        <m:rPr>
+                          <m:sty m:val="p"/>
+                        </m:rPr>
+                        <m:t>+</m:t>
+                      </m:r>
+                      <m:sSup>
+                        <m:e>
+                          <m:r>
+                            <m:t>v</m:t>
+                          </m:r>
+                        </m:e>
+                        <m:sup>
+                          <m:r>
+                            <m:t>2</m:t>
+                          </m:r>
+                        </m:sup>
+                      </m:sSup>
+                      <m:r>
+                        <m:rPr>
+                          <m:sty m:val="p"/>
+                        </m:rPr>
+                        <m:t>)</m:t>
+                      </m:r>
                     </m:sup>
                   </m:sSup>
                 </m:e>
@@ -7888,19 +7982,21 @@
         <m:r>
           <m:t>f</m:t>
         </m:r>
-        <m:d>
-          <m:dPr>
-            <m:begChr m:val="("/>
-            <m:sepChr m:val=""/>
-            <m:endChr m:val=")"/>
-            <m:grow/>
-          </m:dPr>
-          <m:e>
-            <m:r>
-              <m:t>x</m:t>
-            </m:r>
-          </m:e>
-        </m:d>
+        <m:r>
+          <m:rPr>
+            <m:sty m:val="p"/>
+          </m:rPr>
+          <m:t>(</m:t>
+        </m:r>
+        <m:r>
+          <m:t>x</m:t>
+        </m:r>
+        <m:r>
+          <m:rPr>
+            <m:sty m:val="p"/>
+          </m:rPr>
+          <m:t>)</m:t>
+        </m:r>
       </m:oMath>
       <w:r>
         <w:t xml:space="preserve"> </w:t>
@@ -7932,8 +8028,8 @@
         <w:t xml:space="preserve">and therefore the normal distribution really is a PDF.</w:t>
       </w:r>
     </w:p>
-    <w:bookmarkEnd w:id="31"/>
-    <w:bookmarkStart w:id="35" w:name="further-reading"/>
+    <w:bookmarkEnd w:id="20"/>
+    <w:bookmarkStart w:id="24" w:name="further-reading"/>
     <w:p>
       <w:pPr>
         <w:pStyle w:val="Heading1"/>
@@ -7946,7 +8042,7 @@
       <w:pPr>
         <w:pStyle w:val="FirstParagraph"/>
       </w:pPr>
-      <w:hyperlink r:id="rId20">
+      <w:hyperlink r:id="rId9">
         <w:r>
           <w:rPr>
             <w:rStyle w:val="Hyperlink"/>
@@ -7959,7 +8055,7 @@
       <w:pPr>
         <w:pStyle w:val="BodyText"/>
       </w:pPr>
-      <w:hyperlink r:id="rId32">
+      <w:hyperlink r:id="rId21">
         <w:r>
           <w:rPr>
             <w:rStyle w:val="Hyperlink"/>
@@ -7968,7 +8064,7 @@
         </w:r>
       </w:hyperlink>
     </w:p>
-    <w:bookmarkStart w:id="34" w:name="version-history-and-licensing"/>
+    <w:bookmarkStart w:id="23" w:name="version-history-and-licensing"/>
     <w:p>
       <w:pPr>
         <w:pStyle w:val="Heading2"/>
@@ -7989,7 +8085,7 @@
       <w:pPr>
         <w:pStyle w:val="BodyText"/>
       </w:pPr>
-      <w:hyperlink r:id="rId33">
+      <w:hyperlink r:id="rId22">
         <w:r>
           <w:rPr>
             <w:rStyle w:val="Hyperlink"/>
@@ -7998,8 +8094,8 @@
         </w:r>
       </w:hyperlink>
     </w:p>
-    <w:bookmarkEnd w:id="34"/>
-    <w:bookmarkEnd w:id="35"/>
+    <w:bookmarkEnd w:id="23"/>
+    <w:bookmarkEnd w:id="24"/>
     <w:sectPr>
       <w:pgSz w:h="15840" w:w="12240"/>
       <w:pgMar w:bottom="1440" w:footer="720" w:gutter="0" w:header="720" w:left="1440" w:right="1440" w:top="1440"/>
